--- a/deliverables/Persian_SEO_Publication_Queue/EC-018-کنترلر-زیمنس-سینومریک/EC-018-کنترلر-زیمنس-سینومریک.docx
+++ b/deliverables/Persian_SEO_Publication_Queue/EC-018-کنترلر-زیمنس-سینومریک/EC-018-کنترلر-زیمنس-سینومریک.docx
@@ -682,7 +682,7 @@
         </w:rPr>
         <w:t xml:space="preserve">•  </w:t>
       </w:r>
-      <w:hyperlink w:history="1" r:id="rIdyo_e-fr8u0_sujeangua3">
+      <w:hyperlink w:history="1" r:id="rIdaw4sum-mtwlcynhbjewsd">
         <w:r>
           <w:rPr>
             <w:rStyle w:val="Hyperlink"/>
@@ -712,7 +712,7 @@
         </w:rPr>
         <w:t xml:space="preserve">•  </w:t>
       </w:r>
-      <w:hyperlink w:history="1" r:id="rIdfv-0n2nfovzl8moazbwm2">
+      <w:hyperlink w:history="1" r:id="rId7nmf2xskyzzyakdsrs85s">
         <w:r>
           <w:rPr>
             <w:rStyle w:val="Hyperlink"/>
@@ -742,7 +742,7 @@
         </w:rPr>
         <w:t xml:space="preserve">•  </w:t>
       </w:r>
-      <w:hyperlink w:history="1" r:id="rIdzwf-gmne0idglur8pc3rg">
+      <w:hyperlink w:history="1" r:id="rIdjawiys3ybdqhvdnvgnrzb">
         <w:r>
           <w:rPr>
             <w:rStyle w:val="Hyperlink"/>
@@ -772,7 +772,7 @@
         </w:rPr>
         <w:t xml:space="preserve">•  </w:t>
       </w:r>
-      <w:hyperlink w:history="1" r:id="rIdqcr5z0fpcw6vlcods6q-3">
+      <w:hyperlink w:history="1" r:id="rIdgvodu8kdc1zzit1cuit9w">
         <w:r>
           <w:rPr>
             <w:rStyle w:val="Hyperlink"/>
@@ -802,7 +802,7 @@
         </w:rPr>
         <w:t xml:space="preserve">•  </w:t>
       </w:r>
-      <w:hyperlink w:history="1" r:id="rIdxkr7ppealjeulfvz63r3l">
+      <w:hyperlink w:history="1" r:id="rIdgibxwy2kczhowf-qhhnkw">
         <w:r>
           <w:rPr>
             <w:rStyle w:val="Hyperlink"/>
@@ -852,7 +852,7 @@
         </w:rPr>
         <w:t xml:space="preserve">•  </w:t>
       </w:r>
-      <w:hyperlink w:history="1" r:id="rIdvm1pol0gafidsmh8rv_gt">
+      <w:hyperlink w:history="1" r:id="rIdklpcjqhmfcs4s9y-qgflp">
         <w:r>
           <w:rPr>
             <w:rStyle w:val="Hyperlink"/>
@@ -882,7 +882,7 @@
         </w:rPr>
         <w:t xml:space="preserve">•  </w:t>
       </w:r>
-      <w:hyperlink w:history="1" r:id="rId6vordkeimyy9wiiigahfg">
+      <w:hyperlink w:history="1" r:id="rIdrzbk2r3obpquvwopvqrtz">
         <w:r>
           <w:rPr>
             <w:rStyle w:val="Hyperlink"/>
@@ -1139,7 +1139,7 @@
         </w:rPr>
         <w:t xml:space="preserve">دفترچه‌های اپراتوری و برنامه‌نویسی خانواده‌های مختلف، از 802D و 808D تا 840D sl، در </w:t>
       </w:r>
-      <w:hyperlink w:history="1" r:id="rId3ewx776dpzhznx1ot1skk">
+      <w:hyperlink w:history="1" r:id="rId4vbjezvzszbjap_kosckn">
         <w:r>
           <w:rPr>
             <w:rStyle w:val="Hyperlink"/>
@@ -2274,7 +2274,7 @@
         </w:rPr>
         <w:t xml:space="preserve">اگر در کارگاه هم دستگاه زیمنس و هم فانوک دارید، </w:t>
       </w:r>
-      <w:hyperlink w:history="1" r:id="rIdkqoprd8atpdr5j4zn-8cg">
+      <w:hyperlink w:history="1" r:id="rIdvmiflwc2jp_zl8vttsnnj">
         <w:r>
           <w:rPr>
             <w:rStyle w:val="Hyperlink"/>
@@ -2508,7 +2508,7 @@
         </w:rPr>
         <w:t xml:space="preserve">این موضوع را با جزئیات بیشتر در </w:t>
       </w:r>
-      <w:hyperlink w:history="1" r:id="rIddqxv7vlpjpcoaf8s6bbtm">
+      <w:hyperlink w:history="1" r:id="rIdq7hvjql5rp0dxmnfbrcmn">
         <w:r>
           <w:rPr>
             <w:rStyle w:val="Hyperlink"/>
@@ -2530,7 +2530,7 @@
         </w:rPr>
         <w:t xml:space="preserve"> بررسی کرده‌ایم. برای آشنایی با مفهوم کلی DNC هم </w:t>
       </w:r>
-      <w:hyperlink w:history="1" r:id="rIdo6qroiw1raf1i8ocwfp6z">
+      <w:hyperlink w:history="1" r:id="rId-khzymjnrabigscvlkzpx">
         <w:r>
           <w:rPr>
             <w:rStyle w:val="Hyperlink"/>
@@ -4300,7 +4300,7 @@
         </w:rPr>
         <w:t xml:space="preserve">اگر دستگاه‌های زیمنس و سایر برندها را کنار هم دارید و می‌خواهید انتقال برنامه برای همه آن‌ها یکپارچه شود، سازگاری </w:t>
       </w:r>
-      <w:hyperlink w:history="1" r:id="rIddt7mm9dtmprkqxpvgszp4">
+      <w:hyperlink w:history="1" r:id="rIdzdtpq6qefbghjhvtiz7pv">
         <w:r>
           <w:rPr>
             <w:rStyle w:val="Hyperlink"/>
